--- a/DOC-CAP-FINAL-2026-008.docx
+++ b/DOC-CAP-FINAL-2026-008.docx
@@ -686,6 +686,78 @@
           </w:p>
         </w:tc>
       </w:tr>
+      <w:tr>
+        <w:tblPrEx>
+          <w:tblCellMar>
+            <w:top w:w="0" w:type="dxa"/>
+            <w:bottom w:w="0" w:type="dxa"/>
+          </w:tblCellMar>
+        </w:tblPrEx>
+        <w:tc>
+          <w:tcPr>
+            <w:tcW w:w="1100" w:type="dxa"/>
+            <w:tcMar>
+              <w:top w:w="60" w:type="dxa"/>
+              <w:left w:w="100" w:type="dxa"/>
+              <w:bottom w:w="60" w:type="dxa"/>
+              <w:right w:w="100" w:type="dxa"/>
+            </w:tcMar>
+          </w:tcPr>
+          <w:p>
+            <w:r>
+              <w:t>1.1</w:t>
+            </w:r>
+          </w:p>
+        </w:tc>
+        <w:tc>
+          <w:tcPr>
+            <w:tcW w:w="2000" w:type="dxa"/>
+            <w:tcMar>
+              <w:top w:w="60" w:type="dxa"/>
+              <w:left w:w="100" w:type="dxa"/>
+              <w:bottom w:w="60" w:type="dxa"/>
+              <w:right w:w="100" w:type="dxa"/>
+            </w:tcMar>
+          </w:tcPr>
+          <w:p>
+            <w:r>
+              <w:t>September 26, 2026 (rev. 2)</w:t>
+            </w:r>
+          </w:p>
+        </w:tc>
+        <w:tc>
+          <w:tcPr>
+            <w:tcW w:w="2400" w:type="dxa"/>
+            <w:tcMar>
+              <w:top w:w="60" w:type="dxa"/>
+              <w:left w:w="100" w:type="dxa"/>
+              <w:bottom w:w="60" w:type="dxa"/>
+              <w:right w:w="100" w:type="dxa"/>
+            </w:tcMar>
+          </w:tcPr>
+          <w:p>
+            <w:r>
+              <w:t>Team 8</w:t>
+            </w:r>
+          </w:p>
+        </w:tc>
+        <w:tc>
+          <w:tcPr>
+            <w:tcW w:w="3800" w:type="dxa"/>
+            <w:tcMar>
+              <w:top w:w="60" w:type="dxa"/>
+              <w:left w:w="100" w:type="dxa"/>
+              <w:bottom w:w="60" w:type="dxa"/>
+              <w:right w:w="100" w:type="dxa"/>
+            </w:tcMar>
+          </w:tcPr>
+          <w:p>
+            <w:r>
+              <w:t>Added confirmed network switch (TP-Link TL-SG1005LP) and full processing-PC specification (Ryzen 5 5600, RTX 2060, 16 GB 3200 MHz RAM, 256 GB M.2 SSD + 1 TB HDD) to Sections 2.4 and 2.5</w:t>
+            </w:r>
+          </w:p>
+        </w:tc>
+      </w:tr>
     </w:tbl>
     <w:p>
       <w:pPr>
@@ -1221,11 +1293,7 @@
           </w:pPr>
           <w:r>
             <w:fldChar w:fldCharType="begin"/>
-          </w:r>
-          <w:r>
             <w:instrText>TOC \h \o "1-3"</w:instrText>
-          </w:r>
-          <w:r>
             <w:fldChar w:fldCharType="separate"/>
           </w:r>
           <w:hyperlink w:anchor="_Toc241159280" w:history="1">
@@ -1241,40 +1309,10 @@
                 <w:noProof/>
               </w:rPr>
               <w:tab/>
-            </w:r>
-            <w:r>
-              <w:rPr>
-                <w:noProof/>
-              </w:rPr>
               <w:fldChar w:fldCharType="begin"/>
-            </w:r>
-            <w:r>
-              <w:rPr>
-                <w:noProof/>
-              </w:rPr>
               <w:instrText xml:space="preserve"> PAGEREF _Toc241159280 \h </w:instrText>
-            </w:r>
-            <w:r>
-              <w:rPr>
-                <w:noProof/>
-              </w:rPr>
-            </w:r>
-            <w:r>
-              <w:rPr>
-                <w:noProof/>
-              </w:rPr>
               <w:fldChar w:fldCharType="separate"/>
-            </w:r>
-            <w:r>
-              <w:rPr>
-                <w:noProof/>
-              </w:rPr>
               <w:t>ii</w:t>
-            </w:r>
-            <w:r>
-              <w:rPr>
-                <w:noProof/>
-              </w:rPr>
               <w:fldChar w:fldCharType="end"/>
             </w:r>
           </w:hyperlink>
@@ -1302,40 +1340,10 @@
                 <w:noProof/>
               </w:rPr>
               <w:tab/>
-            </w:r>
-            <w:r>
-              <w:rPr>
-                <w:noProof/>
-              </w:rPr>
               <w:fldChar w:fldCharType="begin"/>
-            </w:r>
-            <w:r>
-              <w:rPr>
-                <w:noProof/>
-              </w:rPr>
               <w:instrText xml:space="preserve"> PAGEREF _Toc241159281 \h </w:instrText>
-            </w:r>
-            <w:r>
-              <w:rPr>
-                <w:noProof/>
-              </w:rPr>
-            </w:r>
-            <w:r>
-              <w:rPr>
-                <w:noProof/>
-              </w:rPr>
               <w:fldChar w:fldCharType="separate"/>
-            </w:r>
-            <w:r>
-              <w:rPr>
-                <w:noProof/>
-              </w:rPr>
               <w:t>ii</w:t>
-            </w:r>
-            <w:r>
-              <w:rPr>
-                <w:noProof/>
-              </w:rPr>
               <w:fldChar w:fldCharType="end"/>
             </w:r>
           </w:hyperlink>
@@ -1363,40 +1371,10 @@
                 <w:noProof/>
               </w:rPr>
               <w:tab/>
-            </w:r>
-            <w:r>
-              <w:rPr>
-                <w:noProof/>
-              </w:rPr>
               <w:fldChar w:fldCharType="begin"/>
-            </w:r>
-            <w:r>
-              <w:rPr>
-                <w:noProof/>
-              </w:rPr>
               <w:instrText xml:space="preserve"> PAGEREF _Toc241159282 \h </w:instrText>
-            </w:r>
-            <w:r>
-              <w:rPr>
-                <w:noProof/>
-              </w:rPr>
-            </w:r>
-            <w:r>
-              <w:rPr>
-                <w:noProof/>
-              </w:rPr>
               <w:fldChar w:fldCharType="separate"/>
-            </w:r>
-            <w:r>
-              <w:rPr>
-                <w:noProof/>
-              </w:rPr>
               <w:t>iii</w:t>
-            </w:r>
-            <w:r>
-              <w:rPr>
-                <w:noProof/>
-              </w:rPr>
               <w:fldChar w:fldCharType="end"/>
             </w:r>
           </w:hyperlink>
@@ -1424,40 +1402,10 @@
                 <w:noProof/>
               </w:rPr>
               <w:tab/>
-            </w:r>
-            <w:r>
-              <w:rPr>
-                <w:noProof/>
-              </w:rPr>
               <w:fldChar w:fldCharType="begin"/>
-            </w:r>
-            <w:r>
-              <w:rPr>
-                <w:noProof/>
-              </w:rPr>
               <w:instrText xml:space="preserve"> PAGEREF _Toc241159283 \h </w:instrText>
-            </w:r>
-            <w:r>
-              <w:rPr>
-                <w:noProof/>
-              </w:rPr>
-            </w:r>
-            <w:r>
-              <w:rPr>
-                <w:noProof/>
-              </w:rPr>
               <w:fldChar w:fldCharType="separate"/>
-            </w:r>
-            <w:r>
-              <w:rPr>
-                <w:noProof/>
-              </w:rPr>
               <w:t>v</w:t>
-            </w:r>
-            <w:r>
-              <w:rPr>
-                <w:noProof/>
-              </w:rPr>
               <w:fldChar w:fldCharType="end"/>
             </w:r>
           </w:hyperlink>
@@ -1485,40 +1433,10 @@
                 <w:noProof/>
               </w:rPr>
               <w:tab/>
-            </w:r>
-            <w:r>
-              <w:rPr>
-                <w:noProof/>
-              </w:rPr>
               <w:fldChar w:fldCharType="begin"/>
-            </w:r>
-            <w:r>
-              <w:rPr>
-                <w:noProof/>
-              </w:rPr>
               <w:instrText xml:space="preserve"> PAGEREF _Toc241159284 \h </w:instrText>
-            </w:r>
-            <w:r>
-              <w:rPr>
-                <w:noProof/>
-              </w:rPr>
-            </w:r>
-            <w:r>
-              <w:rPr>
-                <w:noProof/>
-              </w:rPr>
               <w:fldChar w:fldCharType="separate"/>
-            </w:r>
-            <w:r>
-              <w:rPr>
-                <w:noProof/>
-              </w:rPr>
               <w:t>1</w:t>
-            </w:r>
-            <w:r>
-              <w:rPr>
-                <w:noProof/>
-              </w:rPr>
               <w:fldChar w:fldCharType="end"/>
             </w:r>
           </w:hyperlink>
@@ -1546,40 +1464,10 @@
                 <w:noProof/>
               </w:rPr>
               <w:tab/>
-            </w:r>
-            <w:r>
-              <w:rPr>
-                <w:noProof/>
-              </w:rPr>
               <w:fldChar w:fldCharType="begin"/>
-            </w:r>
-            <w:r>
-              <w:rPr>
-                <w:noProof/>
-              </w:rPr>
               <w:instrText xml:space="preserve"> PAGEREF _Toc241159285 \h </w:instrText>
-            </w:r>
-            <w:r>
-              <w:rPr>
-                <w:noProof/>
-              </w:rPr>
-            </w:r>
-            <w:r>
-              <w:rPr>
-                <w:noProof/>
-              </w:rPr>
               <w:fldChar w:fldCharType="separate"/>
-            </w:r>
-            <w:r>
-              <w:rPr>
-                <w:noProof/>
-              </w:rPr>
               <w:t>1</w:t>
-            </w:r>
-            <w:r>
-              <w:rPr>
-                <w:noProof/>
-              </w:rPr>
               <w:fldChar w:fldCharType="end"/>
             </w:r>
           </w:hyperlink>
@@ -1607,40 +1495,10 @@
                 <w:noProof/>
               </w:rPr>
               <w:tab/>
-            </w:r>
-            <w:r>
-              <w:rPr>
-                <w:noProof/>
-              </w:rPr>
               <w:fldChar w:fldCharType="begin"/>
-            </w:r>
-            <w:r>
-              <w:rPr>
-                <w:noProof/>
-              </w:rPr>
               <w:instrText xml:space="preserve"> PAGEREF _Toc241159286 \h </w:instrText>
-            </w:r>
-            <w:r>
-              <w:rPr>
-                <w:noProof/>
-              </w:rPr>
-            </w:r>
-            <w:r>
-              <w:rPr>
-                <w:noProof/>
-              </w:rPr>
               <w:fldChar w:fldCharType="separate"/>
-            </w:r>
-            <w:r>
-              <w:rPr>
-                <w:noProof/>
-              </w:rPr>
               <w:t>2</w:t>
-            </w:r>
-            <w:r>
-              <w:rPr>
-                <w:noProof/>
-              </w:rPr>
               <w:fldChar w:fldCharType="end"/>
             </w:r>
           </w:hyperlink>
@@ -1668,40 +1526,10 @@
                 <w:noProof/>
               </w:rPr>
               <w:tab/>
-            </w:r>
-            <w:r>
-              <w:rPr>
-                <w:noProof/>
-              </w:rPr>
               <w:fldChar w:fldCharType="begin"/>
-            </w:r>
-            <w:r>
-              <w:rPr>
-                <w:noProof/>
-              </w:rPr>
               <w:instrText xml:space="preserve"> PAGEREF _Toc241159287 \h </w:instrText>
-            </w:r>
-            <w:r>
-              <w:rPr>
-                <w:noProof/>
-              </w:rPr>
-            </w:r>
-            <w:r>
-              <w:rPr>
-                <w:noProof/>
-              </w:rPr>
               <w:fldChar w:fldCharType="separate"/>
-            </w:r>
-            <w:r>
-              <w:rPr>
-                <w:noProof/>
-              </w:rPr>
               <w:t>2</w:t>
-            </w:r>
-            <w:r>
-              <w:rPr>
-                <w:noProof/>
-              </w:rPr>
               <w:fldChar w:fldCharType="end"/>
             </w:r>
           </w:hyperlink>
@@ -1729,40 +1557,10 @@
                 <w:noProof/>
               </w:rPr>
               <w:tab/>
-            </w:r>
-            <w:r>
-              <w:rPr>
-                <w:noProof/>
-              </w:rPr>
               <w:fldChar w:fldCharType="begin"/>
-            </w:r>
-            <w:r>
-              <w:rPr>
-                <w:noProof/>
-              </w:rPr>
               <w:instrText xml:space="preserve"> PAGEREF _Toc241159288 \h </w:instrText>
-            </w:r>
-            <w:r>
-              <w:rPr>
-                <w:noProof/>
-              </w:rPr>
-            </w:r>
-            <w:r>
-              <w:rPr>
-                <w:noProof/>
-              </w:rPr>
               <w:fldChar w:fldCharType="separate"/>
-            </w:r>
-            <w:r>
-              <w:rPr>
-                <w:noProof/>
-              </w:rPr>
               <w:t>3</w:t>
-            </w:r>
-            <w:r>
-              <w:rPr>
-                <w:noProof/>
-              </w:rPr>
               <w:fldChar w:fldCharType="end"/>
             </w:r>
           </w:hyperlink>
@@ -1790,40 +1588,10 @@
                 <w:noProof/>
               </w:rPr>
               <w:tab/>
-            </w:r>
-            <w:r>
-              <w:rPr>
-                <w:noProof/>
-              </w:rPr>
               <w:fldChar w:fldCharType="begin"/>
-            </w:r>
-            <w:r>
-              <w:rPr>
-                <w:noProof/>
-              </w:rPr>
               <w:instrText xml:space="preserve"> PAGEREF _Toc241159289 \h </w:instrText>
-            </w:r>
-            <w:r>
-              <w:rPr>
-                <w:noProof/>
-              </w:rPr>
-            </w:r>
-            <w:r>
-              <w:rPr>
-                <w:noProof/>
-              </w:rPr>
               <w:fldChar w:fldCharType="separate"/>
-            </w:r>
-            <w:r>
-              <w:rPr>
-                <w:noProof/>
-              </w:rPr>
               <w:t>3</w:t>
-            </w:r>
-            <w:r>
-              <w:rPr>
-                <w:noProof/>
-              </w:rPr>
               <w:fldChar w:fldCharType="end"/>
             </w:r>
           </w:hyperlink>
@@ -1851,40 +1619,10 @@
                 <w:noProof/>
               </w:rPr>
               <w:tab/>
-            </w:r>
-            <w:r>
-              <w:rPr>
-                <w:noProof/>
-              </w:rPr>
               <w:fldChar w:fldCharType="begin"/>
-            </w:r>
-            <w:r>
-              <w:rPr>
-                <w:noProof/>
-              </w:rPr>
               <w:instrText xml:space="preserve"> PAGEREF _Toc241159290 \h </w:instrText>
-            </w:r>
-            <w:r>
-              <w:rPr>
-                <w:noProof/>
-              </w:rPr>
-            </w:r>
-            <w:r>
-              <w:rPr>
-                <w:noProof/>
-              </w:rPr>
               <w:fldChar w:fldCharType="separate"/>
-            </w:r>
-            <w:r>
-              <w:rPr>
-                <w:noProof/>
-              </w:rPr>
               <w:t>3</w:t>
-            </w:r>
-            <w:r>
-              <w:rPr>
-                <w:noProof/>
-              </w:rPr>
               <w:fldChar w:fldCharType="end"/>
             </w:r>
           </w:hyperlink>
@@ -1912,40 +1650,10 @@
                 <w:noProof/>
               </w:rPr>
               <w:tab/>
-            </w:r>
-            <w:r>
-              <w:rPr>
-                <w:noProof/>
-              </w:rPr>
               <w:fldChar w:fldCharType="begin"/>
-            </w:r>
-            <w:r>
-              <w:rPr>
-                <w:noProof/>
-              </w:rPr>
               <w:instrText xml:space="preserve"> PAGEREF _Toc241159291 \h </w:instrText>
-            </w:r>
-            <w:r>
-              <w:rPr>
-                <w:noProof/>
-              </w:rPr>
-            </w:r>
-            <w:r>
-              <w:rPr>
-                <w:noProof/>
-              </w:rPr>
               <w:fldChar w:fldCharType="separate"/>
-            </w:r>
-            <w:r>
-              <w:rPr>
-                <w:noProof/>
-              </w:rPr>
               <w:t>4</w:t>
-            </w:r>
-            <w:r>
-              <w:rPr>
-                <w:noProof/>
-              </w:rPr>
               <w:fldChar w:fldCharType="end"/>
             </w:r>
           </w:hyperlink>
@@ -1973,40 +1681,10 @@
                 <w:noProof/>
               </w:rPr>
               <w:tab/>
-            </w:r>
-            <w:r>
-              <w:rPr>
-                <w:noProof/>
-              </w:rPr>
               <w:fldChar w:fldCharType="begin"/>
-            </w:r>
-            <w:r>
-              <w:rPr>
-                <w:noProof/>
-              </w:rPr>
               <w:instrText xml:space="preserve"> PAGEREF _Toc241159292 \h </w:instrText>
-            </w:r>
-            <w:r>
-              <w:rPr>
-                <w:noProof/>
-              </w:rPr>
-            </w:r>
-            <w:r>
-              <w:rPr>
-                <w:noProof/>
-              </w:rPr>
               <w:fldChar w:fldCharType="separate"/>
-            </w:r>
-            <w:r>
-              <w:rPr>
-                <w:noProof/>
-              </w:rPr>
               <w:t>4</w:t>
-            </w:r>
-            <w:r>
-              <w:rPr>
-                <w:noProof/>
-              </w:rPr>
               <w:fldChar w:fldCharType="end"/>
             </w:r>
           </w:hyperlink>
@@ -2034,40 +1712,10 @@
                 <w:noProof/>
               </w:rPr>
               <w:tab/>
-            </w:r>
-            <w:r>
-              <w:rPr>
-                <w:noProof/>
-              </w:rPr>
               <w:fldChar w:fldCharType="begin"/>
-            </w:r>
-            <w:r>
-              <w:rPr>
-                <w:noProof/>
-              </w:rPr>
               <w:instrText xml:space="preserve"> PAGEREF _Toc241159293 \h </w:instrText>
-            </w:r>
-            <w:r>
-              <w:rPr>
-                <w:noProof/>
-              </w:rPr>
-            </w:r>
-            <w:r>
-              <w:rPr>
-                <w:noProof/>
-              </w:rPr>
               <w:fldChar w:fldCharType="separate"/>
-            </w:r>
-            <w:r>
-              <w:rPr>
-                <w:noProof/>
-              </w:rPr>
               <w:t>4</w:t>
-            </w:r>
-            <w:r>
-              <w:rPr>
-                <w:noProof/>
-              </w:rPr>
               <w:fldChar w:fldCharType="end"/>
             </w:r>
           </w:hyperlink>
@@ -2095,40 +1743,10 @@
                 <w:noProof/>
               </w:rPr>
               <w:tab/>
-            </w:r>
-            <w:r>
-              <w:rPr>
-                <w:noProof/>
-              </w:rPr>
               <w:fldChar w:fldCharType="begin"/>
-            </w:r>
-            <w:r>
-              <w:rPr>
-                <w:noProof/>
-              </w:rPr>
               <w:instrText xml:space="preserve"> PAGEREF _Toc241159294 \h </w:instrText>
-            </w:r>
-            <w:r>
-              <w:rPr>
-                <w:noProof/>
-              </w:rPr>
-            </w:r>
-            <w:r>
-              <w:rPr>
-                <w:noProof/>
-              </w:rPr>
               <w:fldChar w:fldCharType="separate"/>
-            </w:r>
-            <w:r>
-              <w:rPr>
-                <w:noProof/>
-              </w:rPr>
               <w:t>5</w:t>
-            </w:r>
-            <w:r>
-              <w:rPr>
-                <w:noProof/>
-              </w:rPr>
               <w:fldChar w:fldCharType="end"/>
             </w:r>
           </w:hyperlink>
@@ -2156,40 +1774,10 @@
                 <w:noProof/>
               </w:rPr>
               <w:tab/>
-            </w:r>
-            <w:r>
-              <w:rPr>
-                <w:noProof/>
-              </w:rPr>
               <w:fldChar w:fldCharType="begin"/>
-            </w:r>
-            <w:r>
-              <w:rPr>
-                <w:noProof/>
-              </w:rPr>
               <w:instrText xml:space="preserve"> PAGEREF _Toc241159295 \h </w:instrText>
-            </w:r>
-            <w:r>
-              <w:rPr>
-                <w:noProof/>
-              </w:rPr>
-            </w:r>
-            <w:r>
-              <w:rPr>
-                <w:noProof/>
-              </w:rPr>
               <w:fldChar w:fldCharType="separate"/>
-            </w:r>
-            <w:r>
-              <w:rPr>
-                <w:noProof/>
-              </w:rPr>
               <w:t>5</w:t>
-            </w:r>
-            <w:r>
-              <w:rPr>
-                <w:noProof/>
-              </w:rPr>
               <w:fldChar w:fldCharType="end"/>
             </w:r>
           </w:hyperlink>
@@ -2217,40 +1805,10 @@
                 <w:noProof/>
               </w:rPr>
               <w:tab/>
-            </w:r>
-            <w:r>
-              <w:rPr>
-                <w:noProof/>
-              </w:rPr>
               <w:fldChar w:fldCharType="begin"/>
-            </w:r>
-            <w:r>
-              <w:rPr>
-                <w:noProof/>
-              </w:rPr>
               <w:instrText xml:space="preserve"> PAGEREF _Toc241159296 \h </w:instrText>
-            </w:r>
-            <w:r>
-              <w:rPr>
-                <w:noProof/>
-              </w:rPr>
-            </w:r>
-            <w:r>
-              <w:rPr>
-                <w:noProof/>
-              </w:rPr>
               <w:fldChar w:fldCharType="separate"/>
-            </w:r>
-            <w:r>
-              <w:rPr>
-                <w:noProof/>
-              </w:rPr>
               <w:t>7</w:t>
-            </w:r>
-            <w:r>
-              <w:rPr>
-                <w:noProof/>
-              </w:rPr>
               <w:fldChar w:fldCharType="end"/>
             </w:r>
           </w:hyperlink>
@@ -2278,40 +1836,10 @@
                 <w:noProof/>
               </w:rPr>
               <w:tab/>
-            </w:r>
-            <w:r>
-              <w:rPr>
-                <w:noProof/>
-              </w:rPr>
               <w:fldChar w:fldCharType="begin"/>
-            </w:r>
-            <w:r>
-              <w:rPr>
-                <w:noProof/>
-              </w:rPr>
               <w:instrText xml:space="preserve"> PAGEREF _Toc241159297 \h </w:instrText>
-            </w:r>
-            <w:r>
-              <w:rPr>
-                <w:noProof/>
-              </w:rPr>
-            </w:r>
-            <w:r>
-              <w:rPr>
-                <w:noProof/>
-              </w:rPr>
               <w:fldChar w:fldCharType="separate"/>
-            </w:r>
-            <w:r>
-              <w:rPr>
-                <w:noProof/>
-              </w:rPr>
               <w:t>7</w:t>
-            </w:r>
-            <w:r>
-              <w:rPr>
-                <w:noProof/>
-              </w:rPr>
               <w:fldChar w:fldCharType="end"/>
             </w:r>
           </w:hyperlink>
@@ -2339,40 +1867,10 @@
                 <w:noProof/>
               </w:rPr>
               <w:tab/>
-            </w:r>
-            <w:r>
-              <w:rPr>
-                <w:noProof/>
-              </w:rPr>
               <w:fldChar w:fldCharType="begin"/>
-            </w:r>
-            <w:r>
-              <w:rPr>
-                <w:noProof/>
-              </w:rPr>
               <w:instrText xml:space="preserve"> PAGEREF _Toc241159298 \h </w:instrText>
-            </w:r>
-            <w:r>
-              <w:rPr>
-                <w:noProof/>
-              </w:rPr>
-            </w:r>
-            <w:r>
-              <w:rPr>
-                <w:noProof/>
-              </w:rPr>
               <w:fldChar w:fldCharType="separate"/>
-            </w:r>
-            <w:r>
-              <w:rPr>
-                <w:noProof/>
-              </w:rPr>
               <w:t>7</w:t>
-            </w:r>
-            <w:r>
-              <w:rPr>
-                <w:noProof/>
-              </w:rPr>
               <w:fldChar w:fldCharType="end"/>
             </w:r>
           </w:hyperlink>
@@ -2400,40 +1898,10 @@
                 <w:noProof/>
               </w:rPr>
               <w:tab/>
-            </w:r>
-            <w:r>
-              <w:rPr>
-                <w:noProof/>
-              </w:rPr>
               <w:fldChar w:fldCharType="begin"/>
-            </w:r>
-            <w:r>
-              <w:rPr>
-                <w:noProof/>
-              </w:rPr>
               <w:instrText xml:space="preserve"> PAGEREF _Toc241159299 \h </w:instrText>
-            </w:r>
-            <w:r>
-              <w:rPr>
-                <w:noProof/>
-              </w:rPr>
-            </w:r>
-            <w:r>
-              <w:rPr>
-                <w:noProof/>
-              </w:rPr>
               <w:fldChar w:fldCharType="separate"/>
-            </w:r>
-            <w:r>
-              <w:rPr>
-                <w:noProof/>
-              </w:rPr>
               <w:t>7</w:t>
-            </w:r>
-            <w:r>
-              <w:rPr>
-                <w:noProof/>
-              </w:rPr>
               <w:fldChar w:fldCharType="end"/>
             </w:r>
           </w:hyperlink>
@@ -2461,40 +1929,10 @@
                 <w:noProof/>
               </w:rPr>
               <w:tab/>
-            </w:r>
-            <w:r>
-              <w:rPr>
-                <w:noProof/>
-              </w:rPr>
               <w:fldChar w:fldCharType="begin"/>
-            </w:r>
-            <w:r>
-              <w:rPr>
-                <w:noProof/>
-              </w:rPr>
               <w:instrText xml:space="preserve"> PAGEREF _Toc241159300 \h </w:instrText>
-            </w:r>
-            <w:r>
-              <w:rPr>
-                <w:noProof/>
-              </w:rPr>
-            </w:r>
-            <w:r>
-              <w:rPr>
-                <w:noProof/>
-              </w:rPr>
               <w:fldChar w:fldCharType="separate"/>
-            </w:r>
-            <w:r>
-              <w:rPr>
-                <w:noProof/>
-              </w:rPr>
               <w:t>9</w:t>
-            </w:r>
-            <w:r>
-              <w:rPr>
-                <w:noProof/>
-              </w:rPr>
               <w:fldChar w:fldCharType="end"/>
             </w:r>
           </w:hyperlink>
@@ -2522,40 +1960,10 @@
                 <w:noProof/>
               </w:rPr>
               <w:tab/>
-            </w:r>
-            <w:r>
-              <w:rPr>
-                <w:noProof/>
-              </w:rPr>
               <w:fldChar w:fldCharType="begin"/>
-            </w:r>
-            <w:r>
-              <w:rPr>
-                <w:noProof/>
-              </w:rPr>
               <w:instrText xml:space="preserve"> PAGEREF _Toc241159301 \h </w:instrText>
-            </w:r>
-            <w:r>
-              <w:rPr>
-                <w:noProof/>
-              </w:rPr>
-            </w:r>
-            <w:r>
-              <w:rPr>
-                <w:noProof/>
-              </w:rPr>
               <w:fldChar w:fldCharType="separate"/>
-            </w:r>
-            <w:r>
-              <w:rPr>
-                <w:noProof/>
-              </w:rPr>
               <w:t>9</w:t>
-            </w:r>
-            <w:r>
-              <w:rPr>
-                <w:noProof/>
-              </w:rPr>
               <w:fldChar w:fldCharType="end"/>
             </w:r>
           </w:hyperlink>
@@ -2583,40 +1991,10 @@
                 <w:noProof/>
               </w:rPr>
               <w:tab/>
-            </w:r>
-            <w:r>
-              <w:rPr>
-                <w:noProof/>
-              </w:rPr>
               <w:fldChar w:fldCharType="begin"/>
-            </w:r>
-            <w:r>
-              <w:rPr>
-                <w:noProof/>
-              </w:rPr>
               <w:instrText xml:space="preserve"> PAGEREF _Toc241159302 \h </w:instrText>
-            </w:r>
-            <w:r>
-              <w:rPr>
-                <w:noProof/>
-              </w:rPr>
-            </w:r>
-            <w:r>
-              <w:rPr>
-                <w:noProof/>
-              </w:rPr>
               <w:fldChar w:fldCharType="separate"/>
-            </w:r>
-            <w:r>
-              <w:rPr>
-                <w:noProof/>
-              </w:rPr>
               <w:t>9</w:t>
-            </w:r>
-            <w:r>
-              <w:rPr>
-                <w:noProof/>
-              </w:rPr>
               <w:fldChar w:fldCharType="end"/>
             </w:r>
           </w:hyperlink>
@@ -2644,40 +2022,10 @@
                 <w:noProof/>
               </w:rPr>
               <w:tab/>
-            </w:r>
-            <w:r>
-              <w:rPr>
-                <w:noProof/>
-              </w:rPr>
               <w:fldChar w:fldCharType="begin"/>
-            </w:r>
-            <w:r>
-              <w:rPr>
-                <w:noProof/>
-              </w:rPr>
               <w:instrText xml:space="preserve"> PAGEREF _Toc241159303 \h </w:instrText>
-            </w:r>
-            <w:r>
-              <w:rPr>
-                <w:noProof/>
-              </w:rPr>
-            </w:r>
-            <w:r>
-              <w:rPr>
-                <w:noProof/>
-              </w:rPr>
               <w:fldChar w:fldCharType="separate"/>
-            </w:r>
-            <w:r>
-              <w:rPr>
-                <w:noProof/>
-              </w:rPr>
               <w:t>10</w:t>
-            </w:r>
-            <w:r>
-              <w:rPr>
-                <w:noProof/>
-              </w:rPr>
               <w:fldChar w:fldCharType="end"/>
             </w:r>
           </w:hyperlink>
@@ -2705,40 +2053,10 @@
                 <w:noProof/>
               </w:rPr>
               <w:tab/>
-            </w:r>
-            <w:r>
-              <w:rPr>
-                <w:noProof/>
-              </w:rPr>
               <w:fldChar w:fldCharType="begin"/>
-            </w:r>
-            <w:r>
-              <w:rPr>
-                <w:noProof/>
-              </w:rPr>
               <w:instrText xml:space="preserve"> PAGEREF _Toc241159304 \h </w:instrText>
-            </w:r>
-            <w:r>
-              <w:rPr>
-                <w:noProof/>
-              </w:rPr>
-            </w:r>
-            <w:r>
-              <w:rPr>
-                <w:noProof/>
-              </w:rPr>
               <w:fldChar w:fldCharType="separate"/>
-            </w:r>
-            <w:r>
-              <w:rPr>
-                <w:noProof/>
-              </w:rPr>
               <w:t>10</w:t>
-            </w:r>
-            <w:r>
-              <w:rPr>
-                <w:noProof/>
-              </w:rPr>
               <w:fldChar w:fldCharType="end"/>
             </w:r>
           </w:hyperlink>
@@ -2766,40 +2084,10 @@
                 <w:noProof/>
               </w:rPr>
               <w:tab/>
-            </w:r>
-            <w:r>
-              <w:rPr>
-                <w:noProof/>
-              </w:rPr>
               <w:fldChar w:fldCharType="begin"/>
-            </w:r>
-            <w:r>
-              <w:rPr>
-                <w:noProof/>
-              </w:rPr>
               <w:instrText xml:space="preserve"> PAGEREF _Toc241159305 \h </w:instrText>
-            </w:r>
-            <w:r>
-              <w:rPr>
-                <w:noProof/>
-              </w:rPr>
-            </w:r>
-            <w:r>
-              <w:rPr>
-                <w:noProof/>
-              </w:rPr>
               <w:fldChar w:fldCharType="separate"/>
-            </w:r>
-            <w:r>
-              <w:rPr>
-                <w:noProof/>
-              </w:rPr>
               <w:t>10</w:t>
-            </w:r>
-            <w:r>
-              <w:rPr>
-                <w:noProof/>
-              </w:rPr>
               <w:fldChar w:fldCharType="end"/>
             </w:r>
           </w:hyperlink>
@@ -2827,40 +2115,10 @@
                 <w:noProof/>
               </w:rPr>
               <w:tab/>
-            </w:r>
-            <w:r>
-              <w:rPr>
-                <w:noProof/>
-              </w:rPr>
               <w:fldChar w:fldCharType="begin"/>
-            </w:r>
-            <w:r>
-              <w:rPr>
-                <w:noProof/>
-              </w:rPr>
               <w:instrText xml:space="preserve"> PAGEREF _Toc241159306 \h </w:instrText>
-            </w:r>
-            <w:r>
-              <w:rPr>
-                <w:noProof/>
-              </w:rPr>
-            </w:r>
-            <w:r>
-              <w:rPr>
-                <w:noProof/>
-              </w:rPr>
               <w:fldChar w:fldCharType="separate"/>
-            </w:r>
-            <w:r>
-              <w:rPr>
-                <w:noProof/>
-              </w:rPr>
               <w:t>12</w:t>
-            </w:r>
-            <w:r>
-              <w:rPr>
-                <w:noProof/>
-              </w:rPr>
               <w:fldChar w:fldCharType="end"/>
             </w:r>
           </w:hyperlink>
@@ -2888,40 +2146,10 @@
                 <w:noProof/>
               </w:rPr>
               <w:tab/>
-            </w:r>
-            <w:r>
-              <w:rPr>
-                <w:noProof/>
-              </w:rPr>
               <w:fldChar w:fldCharType="begin"/>
-            </w:r>
-            <w:r>
-              <w:rPr>
-                <w:noProof/>
-              </w:rPr>
               <w:instrText xml:space="preserve"> PAGEREF _Toc241159307 \h </w:instrText>
-            </w:r>
-            <w:r>
-              <w:rPr>
-                <w:noProof/>
-              </w:rPr>
-            </w:r>
-            <w:r>
-              <w:rPr>
-                <w:noProof/>
-              </w:rPr>
               <w:fldChar w:fldCharType="separate"/>
-            </w:r>
-            <w:r>
-              <w:rPr>
-                <w:noProof/>
-              </w:rPr>
               <w:t>12</w:t>
-            </w:r>
-            <w:r>
-              <w:rPr>
-                <w:noProof/>
-              </w:rPr>
               <w:fldChar w:fldCharType="end"/>
             </w:r>
           </w:hyperlink>
@@ -2949,40 +2177,10 @@
                 <w:noProof/>
               </w:rPr>
               <w:tab/>
-            </w:r>
-            <w:r>
-              <w:rPr>
-                <w:noProof/>
-              </w:rPr>
               <w:fldChar w:fldCharType="begin"/>
-            </w:r>
-            <w:r>
-              <w:rPr>
-                <w:noProof/>
-              </w:rPr>
               <w:instrText xml:space="preserve"> PAGEREF _Toc241159308 \h </w:instrText>
-            </w:r>
-            <w:r>
-              <w:rPr>
-                <w:noProof/>
-              </w:rPr>
-            </w:r>
-            <w:r>
-              <w:rPr>
-                <w:noProof/>
-              </w:rPr>
               <w:fldChar w:fldCharType="separate"/>
-            </w:r>
-            <w:r>
-              <w:rPr>
-                <w:noProof/>
-              </w:rPr>
               <w:t>12</w:t>
-            </w:r>
-            <w:r>
-              <w:rPr>
-                <w:noProof/>
-              </w:rPr>
               <w:fldChar w:fldCharType="end"/>
             </w:r>
           </w:hyperlink>
@@ -3010,40 +2208,10 @@
                 <w:noProof/>
               </w:rPr>
               <w:tab/>
-            </w:r>
-            <w:r>
-              <w:rPr>
-                <w:noProof/>
-              </w:rPr>
               <w:fldChar w:fldCharType="begin"/>
-            </w:r>
-            <w:r>
-              <w:rPr>
-                <w:noProof/>
-              </w:rPr>
               <w:instrText xml:space="preserve"> PAGEREF _Toc241159309 \h </w:instrText>
-            </w:r>
-            <w:r>
-              <w:rPr>
-                <w:noProof/>
-              </w:rPr>
-            </w:r>
-            <w:r>
-              <w:rPr>
-                <w:noProof/>
-              </w:rPr>
               <w:fldChar w:fldCharType="separate"/>
-            </w:r>
-            <w:r>
-              <w:rPr>
-                <w:noProof/>
-              </w:rPr>
               <w:t>12</w:t>
-            </w:r>
-            <w:r>
-              <w:rPr>
-                <w:noProof/>
-              </w:rPr>
               <w:fldChar w:fldCharType="end"/>
             </w:r>
           </w:hyperlink>
@@ -3071,40 +2239,10 @@
                 <w:noProof/>
               </w:rPr>
               <w:tab/>
-            </w:r>
-            <w:r>
-              <w:rPr>
-                <w:noProof/>
-              </w:rPr>
               <w:fldChar w:fldCharType="begin"/>
-            </w:r>
-            <w:r>
-              <w:rPr>
-                <w:noProof/>
-              </w:rPr>
               <w:instrText xml:space="preserve"> PAGEREF _Toc241159310 \h </w:instrText>
-            </w:r>
-            <w:r>
-              <w:rPr>
-                <w:noProof/>
-              </w:rPr>
-            </w:r>
-            <w:r>
-              <w:rPr>
-                <w:noProof/>
-              </w:rPr>
               <w:fldChar w:fldCharType="separate"/>
-            </w:r>
-            <w:r>
-              <w:rPr>
-                <w:noProof/>
-              </w:rPr>
               <w:t>12</w:t>
-            </w:r>
-            <w:r>
-              <w:rPr>
-                <w:noProof/>
-              </w:rPr>
               <w:fldChar w:fldCharType="end"/>
             </w:r>
           </w:hyperlink>
@@ -3132,40 +2270,10 @@
                 <w:noProof/>
               </w:rPr>
               <w:tab/>
-            </w:r>
-            <w:r>
-              <w:rPr>
-                <w:noProof/>
-              </w:rPr>
               <w:fldChar w:fldCharType="begin"/>
-            </w:r>
-            <w:r>
-              <w:rPr>
-                <w:noProof/>
-              </w:rPr>
               <w:instrText xml:space="preserve"> PAGEREF _Toc241159311 \h </w:instrText>
-            </w:r>
-            <w:r>
-              <w:rPr>
-                <w:noProof/>
-              </w:rPr>
-            </w:r>
-            <w:r>
-              <w:rPr>
-                <w:noProof/>
-              </w:rPr>
               <w:fldChar w:fldCharType="separate"/>
-            </w:r>
-            <w:r>
-              <w:rPr>
-                <w:noProof/>
-              </w:rPr>
               <w:t>13</w:t>
-            </w:r>
-            <w:r>
-              <w:rPr>
-                <w:noProof/>
-              </w:rPr>
               <w:fldChar w:fldCharType="end"/>
             </w:r>
           </w:hyperlink>
@@ -3193,40 +2301,10 @@
                 <w:noProof/>
               </w:rPr>
               <w:tab/>
-            </w:r>
-            <w:r>
-              <w:rPr>
-                <w:noProof/>
-              </w:rPr>
               <w:fldChar w:fldCharType="begin"/>
-            </w:r>
-            <w:r>
-              <w:rPr>
-                <w:noProof/>
-              </w:rPr>
               <w:instrText xml:space="preserve"> PAGEREF _Toc241159312 \h </w:instrText>
-            </w:r>
-            <w:r>
-              <w:rPr>
-                <w:noProof/>
-              </w:rPr>
-            </w:r>
-            <w:r>
-              <w:rPr>
-                <w:noProof/>
-              </w:rPr>
               <w:fldChar w:fldCharType="separate"/>
-            </w:r>
-            <w:r>
-              <w:rPr>
-                <w:noProof/>
-              </w:rPr>
               <w:t>13</w:t>
-            </w:r>
-            <w:r>
-              <w:rPr>
-                <w:noProof/>
-              </w:rPr>
               <w:fldChar w:fldCharType="end"/>
             </w:r>
           </w:hyperlink>
@@ -3254,40 +2332,10 @@
                 <w:noProof/>
               </w:rPr>
               <w:tab/>
-            </w:r>
-            <w:r>
-              <w:rPr>
-                <w:noProof/>
-              </w:rPr>
               <w:fldChar w:fldCharType="begin"/>
-            </w:r>
-            <w:r>
-              <w:rPr>
-                <w:noProof/>
-              </w:rPr>
               <w:instrText xml:space="preserve"> PAGEREF _Toc241159313 \h </w:instrText>
-            </w:r>
-            <w:r>
-              <w:rPr>
-                <w:noProof/>
-              </w:rPr>
-            </w:r>
-            <w:r>
-              <w:rPr>
-                <w:noProof/>
-              </w:rPr>
               <w:fldChar w:fldCharType="separate"/>
-            </w:r>
-            <w:r>
-              <w:rPr>
-                <w:noProof/>
-              </w:rPr>
               <w:t>13</w:t>
-            </w:r>
-            <w:r>
-              <w:rPr>
-                <w:noProof/>
-              </w:rPr>
               <w:fldChar w:fldCharType="end"/>
             </w:r>
           </w:hyperlink>
@@ -3315,40 +2363,10 @@
                 <w:noProof/>
               </w:rPr>
               <w:tab/>
-            </w:r>
-            <w:r>
-              <w:rPr>
-                <w:noProof/>
-              </w:rPr>
               <w:fldChar w:fldCharType="begin"/>
-            </w:r>
-            <w:r>
-              <w:rPr>
-                <w:noProof/>
-              </w:rPr>
               <w:instrText xml:space="preserve"> PAGEREF _Toc241159314 \h </w:instrText>
-            </w:r>
-            <w:r>
-              <w:rPr>
-                <w:noProof/>
-              </w:rPr>
-            </w:r>
-            <w:r>
-              <w:rPr>
-                <w:noProof/>
-              </w:rPr>
               <w:fldChar w:fldCharType="separate"/>
-            </w:r>
-            <w:r>
-              <w:rPr>
-                <w:noProof/>
-              </w:rPr>
               <w:t>13</w:t>
-            </w:r>
-            <w:r>
-              <w:rPr>
-                <w:noProof/>
-              </w:rPr>
               <w:fldChar w:fldCharType="end"/>
             </w:r>
           </w:hyperlink>
@@ -3376,40 +2394,10 @@
                 <w:noProof/>
               </w:rPr>
               <w:tab/>
-            </w:r>
-            <w:r>
-              <w:rPr>
-                <w:noProof/>
-              </w:rPr>
               <w:fldChar w:fldCharType="begin"/>
-            </w:r>
-            <w:r>
-              <w:rPr>
-                <w:noProof/>
-              </w:rPr>
               <w:instrText xml:space="preserve"> PAGEREF _Toc241159315 \h </w:instrText>
-            </w:r>
-            <w:r>
-              <w:rPr>
-                <w:noProof/>
-              </w:rPr>
-            </w:r>
-            <w:r>
-              <w:rPr>
-                <w:noProof/>
-              </w:rPr>
               <w:fldChar w:fldCharType="separate"/>
-            </w:r>
-            <w:r>
-              <w:rPr>
-                <w:noProof/>
-              </w:rPr>
               <w:t>13</w:t>
-            </w:r>
-            <w:r>
-              <w:rPr>
-                <w:noProof/>
-              </w:rPr>
               <w:fldChar w:fldCharType="end"/>
             </w:r>
           </w:hyperlink>
@@ -3437,40 +2425,10 @@
                 <w:noProof/>
               </w:rPr>
               <w:tab/>
-            </w:r>
-            <w:r>
-              <w:rPr>
-                <w:noProof/>
-              </w:rPr>
               <w:fldChar w:fldCharType="begin"/>
-            </w:r>
-            <w:r>
-              <w:rPr>
-                <w:noProof/>
-              </w:rPr>
               <w:instrText xml:space="preserve"> PAGEREF _Toc241159316 \h </w:instrText>
-            </w:r>
-            <w:r>
-              <w:rPr>
-                <w:noProof/>
-              </w:rPr>
-            </w:r>
-            <w:r>
-              <w:rPr>
-                <w:noProof/>
-              </w:rPr>
               <w:fldChar w:fldCharType="separate"/>
-            </w:r>
-            <w:r>
-              <w:rPr>
-                <w:noProof/>
-              </w:rPr>
               <w:t>14</w:t>
-            </w:r>
-            <w:r>
-              <w:rPr>
-                <w:noProof/>
-              </w:rPr>
               <w:fldChar w:fldCharType="end"/>
             </w:r>
           </w:hyperlink>
@@ -3498,40 +2456,10 @@
                 <w:noProof/>
               </w:rPr>
               <w:tab/>
-            </w:r>
-            <w:r>
-              <w:rPr>
-                <w:noProof/>
-              </w:rPr>
               <w:fldChar w:fldCharType="begin"/>
-            </w:r>
-            <w:r>
-              <w:rPr>
-                <w:noProof/>
-              </w:rPr>
               <w:instrText xml:space="preserve"> PAGEREF _Toc241159317 \h </w:instrText>
-            </w:r>
-            <w:r>
-              <w:rPr>
-                <w:noProof/>
-              </w:rPr>
-            </w:r>
-            <w:r>
-              <w:rPr>
-                <w:noProof/>
-              </w:rPr>
               <w:fldChar w:fldCharType="separate"/>
-            </w:r>
-            <w:r>
-              <w:rPr>
-                <w:noProof/>
-              </w:rPr>
               <w:t>14</w:t>
-            </w:r>
-            <w:r>
-              <w:rPr>
-                <w:noProof/>
-              </w:rPr>
               <w:fldChar w:fldCharType="end"/>
             </w:r>
           </w:hyperlink>
@@ -3559,40 +2487,10 @@
                 <w:noProof/>
               </w:rPr>
               <w:tab/>
-            </w:r>
-            <w:r>
-              <w:rPr>
-                <w:noProof/>
-              </w:rPr>
               <w:fldChar w:fldCharType="begin"/>
-            </w:r>
-            <w:r>
-              <w:rPr>
-                <w:noProof/>
-              </w:rPr>
               <w:instrText xml:space="preserve"> PAGEREF _Toc241159318 \h </w:instrText>
-            </w:r>
-            <w:r>
-              <w:rPr>
-                <w:noProof/>
-              </w:rPr>
-            </w:r>
-            <w:r>
-              <w:rPr>
-                <w:noProof/>
-              </w:rPr>
               <w:fldChar w:fldCharType="separate"/>
-            </w:r>
-            <w:r>
-              <w:rPr>
-                <w:noProof/>
-              </w:rPr>
               <w:t>14</w:t>
-            </w:r>
-            <w:r>
-              <w:rPr>
-                <w:noProof/>
-              </w:rPr>
               <w:fldChar w:fldCharType="end"/>
             </w:r>
           </w:hyperlink>
@@ -3620,40 +2518,10 @@
                 <w:noProof/>
               </w:rPr>
               <w:tab/>
-            </w:r>
-            <w:r>
-              <w:rPr>
-                <w:noProof/>
-              </w:rPr>
               <w:fldChar w:fldCharType="begin"/>
-            </w:r>
-            <w:r>
-              <w:rPr>
-                <w:noProof/>
-              </w:rPr>
               <w:instrText xml:space="preserve"> PAGEREF _Toc241159319 \h </w:instrText>
-            </w:r>
-            <w:r>
-              <w:rPr>
-                <w:noProof/>
-              </w:rPr>
-            </w:r>
-            <w:r>
-              <w:rPr>
-                <w:noProof/>
-              </w:rPr>
               <w:fldChar w:fldCharType="separate"/>
-            </w:r>
-            <w:r>
-              <w:rPr>
-                <w:noProof/>
-              </w:rPr>
               <w:t>14</w:t>
-            </w:r>
-            <w:r>
-              <w:rPr>
-                <w:noProof/>
-              </w:rPr>
               <w:fldChar w:fldCharType="end"/>
             </w:r>
           </w:hyperlink>
@@ -3681,40 +2549,10 @@
                 <w:noProof/>
               </w:rPr>
               <w:tab/>
-            </w:r>
-            <w:r>
-              <w:rPr>
-                <w:noProof/>
-              </w:rPr>
               <w:fldChar w:fldCharType="begin"/>
-            </w:r>
-            <w:r>
-              <w:rPr>
-                <w:noProof/>
-              </w:rPr>
               <w:instrText xml:space="preserve"> PAGEREF _Toc241159320 \h </w:instrText>
-            </w:r>
-            <w:r>
-              <w:rPr>
-                <w:noProof/>
-              </w:rPr>
-            </w:r>
-            <w:r>
-              <w:rPr>
-                <w:noProof/>
-              </w:rPr>
               <w:fldChar w:fldCharType="separate"/>
-            </w:r>
-            <w:r>
-              <w:rPr>
-                <w:noProof/>
-              </w:rPr>
               <w:t>14</w:t>
-            </w:r>
-            <w:r>
-              <w:rPr>
-                <w:noProof/>
-              </w:rPr>
               <w:fldChar w:fldCharType="end"/>
             </w:r>
           </w:hyperlink>
@@ -3742,40 +2580,10 @@
                 <w:noProof/>
               </w:rPr>
               <w:tab/>
-            </w:r>
-            <w:r>
-              <w:rPr>
-                <w:noProof/>
-              </w:rPr>
               <w:fldChar w:fldCharType="begin"/>
-            </w:r>
-            <w:r>
-              <w:rPr>
-                <w:noProof/>
-              </w:rPr>
               <w:instrText xml:space="preserve"> PAGEREF _Toc241159321 \h </w:instrText>
-            </w:r>
-            <w:r>
-              <w:rPr>
-                <w:noProof/>
-              </w:rPr>
-            </w:r>
-            <w:r>
-              <w:rPr>
-                <w:noProof/>
-              </w:rPr>
               <w:fldChar w:fldCharType="separate"/>
-            </w:r>
-            <w:r>
-              <w:rPr>
-                <w:noProof/>
-              </w:rPr>
               <w:t>14</w:t>
-            </w:r>
-            <w:r>
-              <w:rPr>
-                <w:noProof/>
-              </w:rPr>
               <w:fldChar w:fldCharType="end"/>
             </w:r>
           </w:hyperlink>
@@ -4073,10 +2881,7 @@
           </w:tcPr>
           <w:p>
             <w:r>
-              <w:t>Numerical value representing a detection model's confidenc</w:t>
-            </w:r>
-            <w:r>
-              <w:t>e in a given detection.</w:t>
+              <w:t>Numerical value representing a detection model's confidence in a given detection.</w:t>
             </w:r>
           </w:p>
         </w:tc>
@@ -4196,10 +3001,7 @@
           </w:tcPr>
           <w:p>
             <w:r>
-              <w:t xml:space="preserve">The historical list of </w:t>
-            </w:r>
-            <w:r>
-              <w:t>recorded events (`events` table / Events &amp; Logs screen).</w:t>
+              <w:t xml:space="preserve">The historical list of recorded events (`events` table / Events &amp; Logs screen).</w:t>
             </w:r>
           </w:p>
         </w:tc>
@@ -4359,10 +3161,7 @@
           </w:tcPr>
           <w:p>
             <w:r>
-              <w:t>Open</w:t>
-            </w:r>
-            <w:r>
-              <w:t>-source computer vision library used for video processing and image manipulation.</w:t>
+              <w:t>Open-source computer vision library used for video processing and image manipulation.</w:t>
             </w:r>
           </w:p>
         </w:tc>
@@ -4442,10 +3241,7 @@
           </w:tcPr>
           <w:p>
             <w:r>
-              <w:t xml:space="preserve">Lightweight, file-based relational database </w:t>
-            </w:r>
-            <w:r>
-              <w:t>management system used for all local data storage.</w:t>
+              <w:t xml:space="preserve">Lightweight, file-based relational database management system used for all local data storage.</w:t>
             </w:r>
           </w:p>
         </w:tc>
@@ -4565,10 +3361,7 @@
         <w:spacing w:after="160"/>
       </w:pPr>
       <w:r>
-        <w:t>BantayAralan consists of two layers: a computer-vision detection pipeline (camera capture, detection, tracking, and behavior/alignment logic) and an admin web application (event review, head count, and reporting). The admin appl</w:t>
-      </w:r>
-      <w:r>
-        <w:t>ication is implemented and running against seeded data; the detection pipeline is designed but not yet built. The diagram below shows both layers and how they connect.</w:t>
+        <w:t>BantayAralan consists of two layers: a computer-vision detection pipeline (camera capture, detection, tracking, and behavior/alignment logic) and an admin web application (event review, head count, and reporting). The admin application is implemented and running against seeded data; the detection pipeline is designed but not yet built. The diagram below shows both layers and how they connect.</w:t>
       </w:r>
     </w:p>
     <w:p>
@@ -4668,10 +3461,7 @@
         <w:t>admin-ui/backend/</w:t>
       </w:r>
       <w:r>
-        <w:t xml:space="preserve"> — Flask application: routing, JSON serialization, statistics/insight computation, database access, background sche</w:t>
-      </w:r>
-      <w:r>
-        <w:t>duler.</w:t>
+        <w:t xml:space="preserve"> — Flask application: routing, JSON serialization, statistics/insight computation, database access, background scheduler.</w:t>
       </w:r>
     </w:p>
     <w:p>
@@ -4751,10 +3541,7 @@
         <w:t>Object Storage</w:t>
       </w:r>
       <w:r>
-        <w:t xml:space="preserve"> — evidence files (snapshots and </w:t>
-      </w:r>
-      <w:r>
-        <w:t>video clips) are stored on local disk on the same host as the application, not in a cloud storage bucket. This removes recurring cloud database and storage costs and keeps classroom footage on-premises.</w:t>
+        <w:t xml:space="preserve"> — evidence files (snapshots and video clips) are stored on local disk on the same host as the application, not in a cloud storage bucket. This removes recurring cloud database and storage costs and keeps classroom footage on-premises.</w:t>
       </w:r>
     </w:p>
     <w:p>
@@ -4774,10 +3561,7 @@
         <w:t>User Interface</w:t>
       </w:r>
       <w:r>
-        <w:t xml:space="preserve"> — one web application, run either as a</w:t>
-      </w:r>
-      <w:r>
-        <w:t xml:space="preserve"> browser tab or as a native window, sharing one Flask backend and one frontend.</w:t>
+        <w:t xml:space="preserve"> — one web application, run either as a browser tab or as a native window, sharing one Flask backend and one frontend.</w:t>
       </w:r>
     </w:p>
     <w:p>
@@ -4835,36 +3619,22 @@
           <w:b/>
           <w:bCs/>
         </w:rPr>
-        <w:t>De</w:t>
-      </w:r>
+        <w:t xml:space="preserve">Detection pipeline (planned): </w:t>
+      </w:r>
+      <w:r>
+        <w:t>camera frames → detection/pose (YOLOv8) → tracking (ByteTrack) → rule-based behavior/alignment decision → event and evidence written to the local database and local object storage → the admin application displays it.</w:t>
+      </w:r>
+    </w:p>
+    <w:p>
+      <w:pPr>
+        <w:spacing w:after="160"/>
+      </w:pPr>
       <w:r>
         <w:rPr>
           <w:b/>
           <w:bCs/>
         </w:rPr>
-        <w:t xml:space="preserve">tection pipeline (planned): </w:t>
-      </w:r>
-      <w:r>
-        <w:t>camera frames → detection/pose (YOLOv8) → tracking (ByteTrack) → rule-based behavior/alignment decision → event and evidence written to the local database and local object storage → the admin application displays it.</w:t>
-      </w:r>
-    </w:p>
-    <w:p>
-      <w:pPr>
-        <w:spacing w:after="160"/>
-      </w:pPr>
-      <w:r>
-        <w:rPr>
-          <w:b/>
-          <w:bCs/>
-        </w:rPr>
-        <w:t xml:space="preserve">Deployment </w:t>
-      </w:r>
-      <w:r>
-        <w:rPr>
-          <w:b/>
-          <w:bCs/>
-        </w:rPr>
-        <w:t xml:space="preserve">model: </w:t>
+        <w:t xml:space="preserve">Deployment model: </w:t>
       </w:r>
       <w:r>
         <w:t>the system runs on a single on-premises machine. The database and evidence storage are both hosted locally on that machine rather than in the cloud, avoiding cloud database and object-storage costs. There is no cloud component in the architecture.</w:t>
@@ -5004,10 +3774,7 @@
       </w:pPr>
       <w:r>
         <w:lastRenderedPageBreak/>
-        <w:t>Flask (app.py) runs SELECT COUNT(*), category breakdown, and recen</w:t>
-      </w:r>
-      <w:r>
-        <w:t>t-rows queries against the local database (db.py).</w:t>
+        <w:t>Flask (app.py) runs SELECT COUNT(*), category breakdown, and recent-rows queries against the local database (db.py).</w:t>
       </w:r>
     </w:p>
     <w:p>
@@ -5058,14 +3825,7 @@
           <w:b/>
           <w:bCs/>
         </w:rPr>
-        <w:t>Flow 2 — Schedul</w:t>
-      </w:r>
-      <w:r>
-        <w:rPr>
-          <w:b/>
-          <w:bCs/>
-        </w:rPr>
-        <w:t>er tick:</w:t>
+        <w:t>Flow 2 — Scheduler tick:</w:t>
       </w:r>
     </w:p>
     <w:p>
@@ -5117,10 +3877,7 @@
         <w:spacing w:after="80"/>
       </w:pPr>
       <w:r>
-        <w:t xml:space="preserve">If the </w:t>
-      </w:r>
-      <w:r>
-        <w:t>scheduled time has arrived while the app was running — status becomes “performing”, the head count is captured, and the result is written via db.upsert_head_count(..., source="scheduled").</w:t>
+        <w:t xml:space="preserve">If the scheduled time has arrived while the app was running — status becomes “performing”, the head count is captured, and the result is written via db.upsert_head_count(..., source="scheduled").</w:t>
       </w:r>
     </w:p>
     <w:p>
@@ -5133,10 +3890,7 @@
         <w:spacing w:after="80"/>
       </w:pPr>
       <w:r>
-        <w:t>If the scheduled time passed before the app started, the event is m</w:t>
-      </w:r>
-      <w:r>
-        <w:t>arked “missed” instead of firing retroactively.</w:t>
+        <w:t>If the scheduled time passed before the app started, the event is marked “missed” instead of firing retroactively.</w:t>
       </w:r>
     </w:p>
     <w:p>
@@ -5259,10 +4013,7 @@
           </w:tcPr>
           <w:p>
             <w:r>
-              <w:t>View dashboard summary; browse/filter/search/sort events; view an event's video/screenshot evidence; view today's head-count schedule and history; toggle detection enabled/disabled; view statistics, classroom insights, and suggestions; toggle light/dark th</w:t>
-            </w:r>
-            <w:r>
-              <w:t>eme</w:t>
+              <w:t>View dashboard summary; browse/filter/search/sort events; view an event's video/screenshot evidence; view today's head-count schedule and history; toggle detection enabled/disabled; view statistics, classroom insights, and suggestions; toggle light/dark theme</w:t>
             </w:r>
           </w:p>
         </w:tc>
@@ -5391,14 +4142,7 @@
           <w:b/>
           <w:bCs/>
         </w:rPr>
-        <w:t>No forei</w:t>
-      </w:r>
-      <w:r>
-        <w:rPr>
-          <w:b/>
-          <w:bCs/>
-        </w:rPr>
-        <w:t>gn-key relationships exist between the three tables.</w:t>
+        <w:t>No foreign-key relationships exist between the three tables.</w:t>
       </w:r>
       <w:r>
         <w:t xml:space="preserve"> Each table models one independent fact, so no join is required across them.</w:t>
@@ -5441,10 +4185,7 @@
         <w:t>sqlite3</w:t>
       </w:r>
       <w:r>
-        <w:t xml:space="preserve"> mod</w:t>
-      </w:r>
-      <w:r>
-        <w:t xml:space="preserve">ule (no ORM), hosted locally rather than as a managed cloud database. Primary keys: </w:t>
+        <w:t xml:space="preserve"> module (no ORM), hosted locally rather than as a managed cloud database. Primary keys: </w:t>
       </w:r>
       <w:r>
         <w:rPr>
@@ -5455,13 +4196,7 @@
         <w:t>INTEGER PRIMARY KEY AUTOINCREMENT</w:t>
       </w:r>
       <w:r>
-        <w:t xml:space="preserve"> on `events`/`head_counts`; a singleton `CHECK (id = 1)` primary key on `detection_state`. The schema is in third normal form: each table r</w:t>
-      </w:r>
-      <w:r>
-        <w:t>epresents one independent fact (an event occurrence, a head-count reading, a single toggle state) with no repeating groups or transitive dependencies; enum-like columns (`category`, `point`, `source`) are constrained via `CHECK` rather than split into look</w:t>
-      </w:r>
-      <w:r>
-        <w:t>up tables, which would add joins without a normalization benefit at this scale.</w:t>
+        <w:t xml:space="preserve"> on `events`/`head_counts`; a singleton `CHECK (id = 1)` primary key on `detection_state`. The schema is in third normal form: each table represents one independent fact (an event occurrence, a head-count reading, a single toggle state) with no repeating groups or transitive dependencies; enum-like columns (`category`, `point`, `source`) are constrained via `CHECK` rather than split into lookup tables, which would add joins without a normalization benefit at this scale.</w:t>
       </w:r>
     </w:p>
     <w:p>
@@ -5476,19 +4211,7 @@
         <w:t xml:space="preserve">SQL vs. NoSQL: </w:t>
       </w:r>
       <w:r>
-        <w:t>a relational database is the appropriate choice, for three reasons. First, the data is inherently tabular and low-cardinality — three small, independently structured tables with simple filters (by category, date range, and text search), which is exactly wh</w:t>
-      </w:r>
-      <w:r>
-        <w:t>at SQL's declarative query model and indexing are built for. Second, the application's query patterns (`WHERE category = ? AND occurred_at &gt;= ?`, pagination, ordering) map directly onto SQL, whereas most NoSQL document/key-value stores would require re-imp</w:t>
-      </w:r>
-      <w:r>
-        <w:t>lementing equivalent filtering/sorting logic in application code. Third, SQLite needs no separate database server process, which matches the project's local, single-machine hosting plan and keeps the only runtime dependency at `pip install flask` — with no</w:t>
-      </w:r>
-      <w:r>
-        <w:t xml:space="preserve"> managed cloud database, there is no recurring hosting cost. A NoSQL store would only be worth reconsidering if the project moved toward high-volume, schema-flexible event streams (e.g. raw per-frame detection output) or multi-classroom horizontal scaling,</w:t>
-      </w:r>
-      <w:r>
-        <w:t xml:space="preserve"> neither of which is in scope.</w:t>
+        <w:t xml:space="preserve">a relational database is the appropriate choice, for three reasons. First, the data is inherently tabular and low-cardinality — three small, independently structured tables with simple filters (by category, date range, and text search), which is exactly what SQL's declarative query model and indexing are built for. Second, the application's query patterns (`WHERE category = ? AND occurred_at &gt;= ?`, pagination, ordering) map directly onto SQL, whereas most NoSQL document/key-value stores would require re-implementing equivalent filtering/sorting logic in application code. Third, SQLite needs no separate database server process, which matches the project's local, single-machine hosting plan and keeps the only runtime dependency at `pip install flask` — with no managed cloud database, there is no recurring hosting cost. A NoSQL store would only be worth reconsidering if the project moved toward high-volume, schema-flexible event streams (e.g. raw per-frame detection output) or multi-classroom horizontal scaling, neither of which is in scope.</w:t>
       </w:r>
     </w:p>
     <w:p>
@@ -6140,10 +4863,7 @@
           </w:tcPr>
           <w:p>
             <w:r>
-              <w:t>GE</w:t>
-            </w:r>
-            <w:r>
-              <w:t>T</w:t>
+              <w:t>GET</w:t>
             </w:r>
           </w:p>
         </w:tc>
@@ -6305,10 +5025,7 @@
         <w:t xml:space="preserve">Communication protocol: </w:t>
       </w:r>
       <w:r>
-        <w:t>HTTP/1.1 with JSON bodies, over the local network (port 5057 for the browser-tab mode, port 5058 for the native-window mode). Authentication is not required, consistent with the single-admin, single-deployment scope. The camera (TP-Link VIGI C320I) is inge</w:t>
-      </w:r>
-      <w:r>
-        <w:t>sted over the local network via its standard PoE IP-camera protocol (RTSP/ONVIF).</w:t>
+        <w:t>HTTP/1.1 with JSON bodies, over the local network (port 5057 for the browser-tab mode, port 5058 for the native-window mode). Authentication is not required, consistent with the single-admin, single-deployment scope. The camera (TP-Link VIGI C320I) is ingested over the local network via its standard PoE IP-camera protocol (RTSP/ONVIF).</w:t>
       </w:r>
     </w:p>
     <w:p>
@@ -6993,10 +5710,7 @@
         <w:t xml:space="preserve">Performance note: </w:t>
       </w:r>
       <w:r>
-        <w:t>event queries run against unindexed colum</w:t>
-      </w:r>
-      <w:r>
-        <w:t>ns (`category`, `occurred_at`). Adding indexes on these columns is recommended once the detection pipeline is producing continuous event volume; at the current data scale it has no measurable effect.</w:t>
+        <w:t>event queries run against unindexed columns (`category`, `occurred_at`). Adding indexes on these columns is recommended once the detection pipeline is producing continuous event volume; at the current data scale it has no measurable effect.</w:t>
       </w:r>
     </w:p>
     <w:p>
@@ -7155,14 +5869,7 @@
           <w:b/>
           <w:bCs/>
         </w:rPr>
-        <w:t xml:space="preserve">Application </w:t>
-      </w:r>
-      <w:r>
-        <w:rPr>
-          <w:b/>
-          <w:bCs/>
-        </w:rPr>
-        <w:t>Factory</w:t>
+        <w:t xml:space="preserve">Application Factory</w:t>
       </w:r>
       <w:r>
         <w:t xml:space="preserve"> (</w:t>
@@ -7230,10 +5937,7 @@
         <w:t>@contextmanager def connection()</w:t>
       </w:r>
       <w:r>
-        <w:t xml:space="preserve">) — guarantees every </w:t>
-      </w:r>
-      <w:r>
-        <w:t xml:space="preserve">database connection is committed and closed via Python's </w:t>
+        <w:t xml:space="preserve">) — guarantees every database connection is committed and closed via Python's </w:t>
       </w:r>
       <w:r>
         <w:rPr>
@@ -7275,10 +5979,7 @@
         <w:t>/api/headcount-schedule</w:t>
       </w:r>
       <w:r>
-        <w:t xml:space="preserve"> and the scheduler's own tick loop use timed polling rather tha</w:t>
-      </w:r>
-      <w:r>
-        <w:t>n a push mechanism, keeping both sides simple and dependency-free at this scale.</w:t>
+        <w:t xml:space="preserve"> and the scheduler's own tick loop use timed polling rather than a push mechanism, keeping both sides simple and dependency-free at this scale.</w:t>
       </w:r>
     </w:p>
     <w:p>
@@ -7298,10 +5999,7 @@
         <w:t>Idempotent/stateless recomputation</w:t>
       </w:r>
       <w:r>
-        <w:t xml:space="preserve"> — the scheduler derives status from the database on every cycle instead of a mutable “already fired” flag, so it resumes correctly after a r</w:t>
-      </w:r>
-      <w:r>
-        <w:t>estart or a new calendar day without extra state-management code.</w:t>
+        <w:t xml:space="preserve"> — the scheduler derives status from the database on every cycle instead of a mutable “already fired” flag, so it resumes correctly after a restart or a new calendar day without extra state-management code.</w:t>
       </w:r>
     </w:p>
     <w:p>
@@ -7326,10 +6024,7 @@
         <w:spacing w:after="160"/>
       </w:pPr>
       <w:r>
-        <w:t>This section defines the AI system to be built: the model architecture, training-data plan, target metrics, deployment approach, and compliance obligations for the det</w:t>
-      </w:r>
-      <w:r>
-        <w:t>ection pipeline.</w:t>
+        <w:t>This section defines the AI system to be built: the model architecture, training-data plan, target metrics, deployment approach, and compliance obligations for the detection pipeline.</w:t>
       </w:r>
     </w:p>
     <w:p>
@@ -7348,13 +6043,7 @@
         <w:spacing w:after="160"/>
       </w:pPr>
       <w:r>
-        <w:t>The detection pipeline uses pretrained models for person detection, pose estimation, and tracking, and does not require a custom-trained model for its core functions. Out-of-place/mess detection is designed</w:t>
-      </w:r>
-      <w:r>
-        <w:t xml:space="preserve"> as a reference/zone comparison against the fixed top-down camera view, and head-count/behavior detection use pretrained person and pose detection — neither needs a custom dataset. Per the adviser's direction, the system determines whether an item or area </w:t>
-      </w:r>
-      <w:r>
-        <w:t>is out of place or messy, and does not classify trash by type (“paper,” “bottle,” “plastic,” etc.).</w:t>
+        <w:t xml:space="preserve">The detection pipeline uses pretrained models for person detection, pose estimation, and tracking, and does not require a custom-trained model for its core functions. Out-of-place/mess detection is designed as a reference/zone comparison against the fixed top-down camera view, and head-count/behavior detection use pretrained person and pose detection — neither needs a custom dataset. Per the adviser's direction, the system determines whether an item or area is out of place or messy, and does not classify trash by type (“paper,” “bottle,” “plastic,” etc.).</w:t>
       </w:r>
     </w:p>
     <w:p>
@@ -7386,10 +6075,7 @@
         <w:t xml:space="preserve">Purpose: </w:t>
       </w:r>
       <w:r>
-        <w:t xml:space="preserve">distinguish classroom material or debris that is out of place from a clean baseline, from </w:t>
-      </w:r>
-      <w:r>
-        <w:t>the TP-Link VIGI C320I camera's field of view.</w:t>
+        <w:t xml:space="preserve">distinguish classroom material or debris that is out of place from a clean baseline, from the TP-Link VIGI C320I camera's field of view.</w:t>
       </w:r>
     </w:p>
     <w:p>
@@ -7429,10 +6115,7 @@
         <w:t xml:space="preserve">Volume: </w:t>
       </w:r>
       <w:r>
-        <w:t>several hundred to low-thousands of a</w:t>
-      </w:r>
-      <w:r>
-        <w:t>nnotated images per class, following standard fine-tuning practice.</w:t>
+        <w:t>several hundred to low-thousands of annotated images per class, following standard fine-tuning practice.</w:t>
       </w:r>
     </w:p>
     <w:p>
@@ -7472,10 +6155,7 @@
         <w:t xml:space="preserve">Train/validation/test split: </w:t>
       </w:r>
       <w:r>
-        <w:t>a 70/15</w:t>
-      </w:r>
-      <w:r>
-        <w:t>/15 or 80/10/10 split, stratified by lighting condition across capture sessions.</w:t>
+        <w:t>a 70/15/15 or 80/10/10 split, stratified by lighting condition across capture sessions.</w:t>
       </w:r>
     </w:p>
     <w:p>
@@ -7515,13 +6195,7 @@
         <w:t xml:space="preserve">Anonymization / bias mitigation: </w:t>
       </w:r>
       <w:r>
-        <w:t xml:space="preserve">captured frames avoid identifying </w:t>
-      </w:r>
-      <w:r>
-        <w:t>individual students beyond what a teacher needs to review an event; the top-down camera angle reduces facial visibility by geometry. Class imbalance is expected, since a tidy classroom is the majority state, which favors an anomaly/zone-deviation framing o</w:t>
-      </w:r>
-      <w:r>
-        <w:t>ver a balanced-class classifier.</w:t>
+        <w:t xml:space="preserve">captured frames avoid identifying individual students beyond what a teacher needs to review an event; the top-down camera angle reduces facial visibility by geometry. Class imbalance is expected, since a tidy classroom is the majority state, which favors an anomaly/zone-deviation framing over a balanced-class classifier.</w:t>
       </w:r>
     </w:p>
     <w:p>
@@ -7753,14 +6427,7 @@
           <w:b/>
           <w:bCs/>
         </w:rPr>
-        <w:t>Alternatives</w:t>
-      </w:r>
-      <w:r>
-        <w:rPr>
-          <w:b/>
-          <w:bCs/>
-        </w:rPr>
-        <w:t xml:space="preserve"> considered:</w:t>
+        <w:t xml:space="preserve">Alternatives considered:</w:t>
       </w:r>
     </w:p>
     <w:p>
@@ -7801,13 +6468,7 @@
         <w:t xml:space="preserve">Tracker: </w:t>
       </w:r>
       <w:r>
-        <w:t>SORT (simpler, motion-only, more prone to ID switc</w:t>
-      </w:r>
-      <w:r>
-        <w:t xml:space="preserve">hes under occlusion) and DeepSORT (adds an appearance re-identification embedding that improves occlusion handling but computes a soft-biometric-like feature per person) were considered. Motion-based ByteTrack is preferred, both for occlusion handling and </w:t>
-      </w:r>
-      <w:r>
-        <w:t>because it avoids the identity-tracking implications of an appearance embedding.</w:t>
+        <w:t xml:space="preserve">SORT (simpler, motion-only, more prone to ID switches under occlusion) and DeepSORT (adds an appearance re-identification embedding that improves occlusion handling but computes a soft-biometric-like feature per person) were considered. Motion-based ByteTrack is preferred, both for occlusion handling and because it avoids the identity-tracking implications of an appearance embedding.</w:t>
       </w:r>
     </w:p>
     <w:p>
@@ -8192,10 +6853,7 @@
           </w:tcPr>
           <w:p>
             <w:r>
-              <w:t>Pre- and post-implementation, per the pr</w:t>
-            </w:r>
-            <w:r>
-              <w:t>oject's evaluation methodology</w:t>
+              <w:t>Pre- and post-implementation, per the project's evaluation methodology</w:t>
             </w:r>
           </w:p>
         </w:tc>
@@ -8206,10 +6864,7 @@
         <w:spacing w:after="160"/>
       </w:pPr>
       <w:r>
-        <w:t xml:space="preserve">Precision and recall matter specifically because a classroom deployment cannot tolerate a high false-positive rate (flooding a teacher with false events erodes trust in the human-in-the-loop design) or a high false-negative </w:t>
-      </w:r>
-      <w:r>
-        <w:t xml:space="preserve">rate (missed events defeat the system's purpose); mAP summarizes detector quality across confidence thresholds for exactly this trade-off. </w:t>
+        <w:t xml:space="preserve">Precision and recall matter specifically because a classroom deployment cannot tolerate a high false-positive rate (flooding a teacher with false events erodes trust in the human-in-the-loop design) or a high false-negative rate (missed events defeat the system's purpose); mAP summarizes detector quality across confidence thresholds for exactly this trade-off. </w:t>
       </w:r>
       <w:r>
         <w:rPr>
@@ -8219,10 +6874,7 @@
         <w:t xml:space="preserve">Verification procedure: </w:t>
       </w:r>
       <w:r>
-        <w:t>pilot recordings from the actual classroom with the TP-Link VIGI C320I camera; a held-out ann</w:t>
-      </w:r>
-      <w:r>
-        <w:t>otated test set; COCO-style mAP for detection, MOTA/IDF1 for tracking, and wall-clock FPS/latency profiling on the deployment hardware.</w:t>
+        <w:t>pilot recordings from the actual classroom with the TP-Link VIGI C320I camera; a held-out annotated test set; COCO-style mAP for detection, MOTA/IDF1 for tracking, and wall-clock FPS/latency profiling on the deployment hardware.</w:t>
       </w:r>
     </w:p>
     <w:p>
@@ -8273,10 +6925,7 @@
         <w:t xml:space="preserve">Runtime: </w:t>
       </w:r>
       <w:r>
-        <w:t>the</w:t>
-      </w:r>
-      <w:r>
-        <w:t xml:space="preserve"> Ultralytics YOLOv8 family runs on a Python + PyTorch stack.</w:t>
+        <w:t xml:space="preserve">the Ultralytics YOLOv8 family runs on a Python + PyTorch stack.</w:t>
       </w:r>
     </w:p>
     <w:p>
@@ -8313,17 +6962,10 @@
           <w:b/>
           <w:bCs/>
         </w:rPr>
-        <w:t>Sustainabilit</w:t>
-      </w:r>
-      <w:r>
-        <w:rPr>
-          <w:b/>
-          <w:bCs/>
-        </w:rPr>
-        <w:t xml:space="preserve">y / resource constraints: </w:t>
-      </w:r>
-      <w:r>
-        <w:t>options to manage compute cost include a smaller YOLOv8 variant, cropping each frame to the classroom's region of interest before inference, and reducing frame rate outside active class hours.</w:t>
+        <w:t xml:space="preserve">Confirmed processing PC (2026-09-26): </w:t>
+      </w:r>
+      <w:r>
+        <w:t>AMD Ryzen 5 5600 CPU, NVIDIA GeForce RTX 2060 GPU, 16 GB 3200 MHz RAM (Team Group Vulcan Z), a 256 GB M.2 SSD (Team Group TM8PS7512G), and a 1 TB HDD (Seagate ST31000524AS). This is the team's existing hardware, confirmed directly by the project team; no new procurement is assumed for the processing PC.</w:t>
       </w:r>
     </w:p>
     <w:p>
@@ -8340,13 +6982,30 @@
           <w:b/>
           <w:bCs/>
         </w:rPr>
+        <w:t xml:space="preserve">Sustainability / resource constraints: </w:t>
+      </w:r>
+      <w:r>
+        <w:t>options to manage compute cost include a smaller YOLOv8 variant, cropping each frame to the classroom's region of interest before inference, and reducing frame rate outside active class hours.</w:t>
+      </w:r>
+    </w:p>
+    <w:p>
+      <w:pPr>
+        <w:pStyle w:val="ListParagraph"/>
+        <w:numPr>
+          <w:ilvl w:val="0"/>
+          <w:numId w:val="1"/>
+        </w:numPr>
+        <w:spacing w:after="80"/>
+      </w:pPr>
+      <w:r>
+        <w:rPr>
+          <w:b/>
+          <w:bCs/>
+        </w:rPr>
         <w:t xml:space="preserve">Model loading / inference pipeline: </w:t>
       </w:r>
       <w:r>
-        <w:t>c</w:t>
-      </w:r>
-      <w:r>
-        <w:t>apture → detect → track → decide → log/store evidence → display, matching the flow in Section 2.1.</w:t>
+        <w:t>capture → detect → track → decide → log/store evidence → display, matching the flow in Section 2.1.</w:t>
       </w:r>
     </w:p>
     <w:p>
@@ -8366,10 +7025,7 @@
       </w:pPr>
       <w:r>
         <w:lastRenderedPageBreak/>
-        <w:t>The following table summarizes the system's alignment with the National Privacy Commission's pillars under the Data Pr</w:t>
-      </w:r>
-      <w:r>
-        <w:t>ivacy Act of 2012 (RA 10173). Hosting the database and evidence storage locally reduces third-party data-transfer exposure, but does not by itself satisfy the Act's other obligations, which are tracked separately below.</w:t>
+        <w:t>The following table summarizes the system's alignment with the National Privacy Commission's pillars under the Data Privacy Act of 2012 (RA 10173). Hosting the database and evidence storage locally reduces third-party data-transfer exposure, but does not by itself satisfy the Act's other obligations, which are tracked separately below.</w:t>
       </w:r>
     </w:p>
     <w:tbl>
@@ -8601,10 +7257,7 @@
           </w:tcPr>
           <w:p>
             <w:r>
-              <w:t>The system supports, and does not replace, teacher decision-making; all detected conditions are surfaced as events for teacher r</w:t>
-            </w:r>
-            <w:r>
-              <w:t>eview, not automated actions.</w:t>
+              <w:t>The system supports, and does not replace, teacher decision-making; all detected conditions are surfaced as events for teacher review, not automated actions.</w:t>
             </w:r>
           </w:p>
         </w:tc>
@@ -8684,10 +7337,7 @@
           </w:tcPr>
           <w:p>
             <w:r>
-              <w:t xml:space="preserve">Administrative actions (e.g. the detection toggle) are timestamped; </w:t>
-            </w:r>
-            <w:r>
-              <w:t>expanding this to a full audit trail is planned if multi-user access is introduced.</w:t>
+              <w:t xml:space="preserve">Administrative actions (e.g. the detection toggle) are timestamped; expanding this to a full audit trail is planned if multi-user access is introduced.</w:t>
             </w:r>
           </w:p>
         </w:tc>
@@ -8822,14 +7472,7 @@
           <w:b/>
           <w:bCs/>
         </w:rPr>
-        <w:t>ISO/IEC 42001 (AI management system) life</w:t>
-      </w:r>
-      <w:r>
-        <w:rPr>
-          <w:b/>
-          <w:bCs/>
-        </w:rPr>
-        <w:t>cycle mapping:</w:t>
+        <w:t>ISO/IEC 42001 (AI management system) lifecycle mapping:</w:t>
       </w:r>
     </w:p>
     <w:tbl>
@@ -9205,10 +7848,7 @@
           </w:tcPr>
           <w:p>
             <w:r>
-              <w:t>Post-deployment</w:t>
-            </w:r>
-            <w:r>
-              <w:t xml:space="preserve"> impact assessment</w:t>
+              <w:t xml:space="preserve">Post-deployment impact assessment</w:t>
             </w:r>
           </w:p>
         </w:tc>
@@ -9311,10 +7951,15 @@
         <w:spacing w:after="160"/>
       </w:pPr>
       <w:r>
-        <w:t>There is no pin-mapping table, since the camera connects over a standard Ethernet/P</w:t>
-      </w:r>
-      <w:r>
-        <w:t>oE network link rather than a wired peripheral bus, and no microcontroller or embedded board is used anywhere in the system.</w:t>
+        <w:t>There is no pin-mapping table, since the camera connects over a standard Ethernet/PoE network link rather than a wired peripheral bus, and no microcontroller or embedded board is used anywhere in the system.</w:t>
+      </w:r>
+    </w:p>
+    <w:p>
+      <w:pPr>
+        <w:spacing w:after="160"/>
+      </w:pPr>
+      <w:r>
+        <w:t>Network switch (confirmed 2026-09-26): the TP-Link TL-SG1005LP, a 5-port Gigabit desktop switch with 4 PoE+ ports and a 40 W total PoE power budget, terminates the camera's PoE Ethernet run(s) and connects to the processing PC.</w:t>
       </w:r>
     </w:p>
     <w:p>
@@ -9345,10 +7990,7 @@
         <w:t xml:space="preserve">Communication protocol: </w:t>
       </w:r>
       <w:r>
-        <w:t>the TP-Link VIGI C320I camera streams over RTSP/ONVIF, standard for this class o</w:t>
-      </w:r>
-      <w:r>
-        <w:t>f PoE IP camera.</w:t>
+        <w:t>the TP-Link VIGI C320I camera streams over RTSP/ONVIF, standard for this class of PoE IP camera.</w:t>
       </w:r>
     </w:p>
     <w:p>
@@ -9395,10 +8037,7 @@
         <w:t xml:space="preserve">Buffer management: </w:t>
       </w:r>
       <w:r>
-        <w:t xml:space="preserve">a rolling per-camera frame buffer retains recent frames so a captured clip can include time before </w:t>
-      </w:r>
-      <w:r>
-        <w:t>the triggering event.</w:t>
+        <w:t xml:space="preserve">a rolling per-camera frame buffer retains recent frames so a captured clip can include time before the triggering event.</w:t>
       </w:r>
     </w:p>
     <w:p>
@@ -9424,10 +8063,7 @@
         <w:t>Not applicable.</w:t>
       </w:r>
       <w:r>
-        <w:t xml:space="preserve"> The system runs on a general-purpose processing PC, not an embedded device, so there is no firmware to constrain and no model quantization step for an embedded target. If the process</w:t>
-      </w:r>
-      <w:r>
-        <w:t>ing PC is resource-constrained, a smaller YOLOv8 variant (n/s) is used instead of an embedded-style quantization approach.</w:t>
+        <w:t xml:space="preserve"> The system runs on a general-purpose processing PC, not an embedded device, so there is no firmware to constrain and no model quantization step for an embedded target. If the processing PC is resource-constrained, a smaller YOLOv8 variant (n/s) is used instead of an embedded-style quantization approach.</w:t>
       </w:r>
     </w:p>
     <w:p>
@@ -9453,10 +8089,7 @@
         <w:t>Not applicable.</w:t>
       </w:r>
       <w:r>
-        <w:t xml:space="preserve"> BantayAralan detects and logs conditions for teacher review; it does not control any physic</w:t>
-      </w:r>
-      <w:r>
-        <w:t>al actuator. Its output is data: a recorded event, a stored head count, and a display in the admin application.</w:t>
+        <w:t xml:space="preserve"> BantayAralan detects and logs conditions for teacher review; it does not control any physical actuator. Its output is data: a recorded event, a stored head count, and a display in the admin application.</w:t>
       </w:r>
     </w:p>
     <w:p>
@@ -9529,15 +8162,7 @@
           <w:sz w:val="20"/>
           <w:szCs w:val="20"/>
         </w:rPr>
-        <w:t>https://github.com/riekoqq/Banta</w:t>
-      </w:r>
-      <w:r>
-        <w:rPr>
-          <w:rFonts w:ascii="Consolas" w:eastAsia="Consolas" w:hAnsi="Consolas" w:cs="Consolas"/>
-          <w:sz w:val="20"/>
-          <w:szCs w:val="20"/>
-        </w:rPr>
-        <w:t>yAralan</w:t>
+        <w:t>https://github.com/riekoqq/BantayAralan</w:t>
       </w:r>
     </w:p>
     <w:p>
@@ -9647,10 +8272,7 @@
         <w:t xml:space="preserve">Commit message format: </w:t>
       </w:r>
       <w:r>
-        <w:t>descriptive, multi-line messages explaining what</w:t>
-      </w:r>
-      <w:r>
-        <w:t xml:space="preserve"> changed and why.</w:t>
+        <w:t xml:space="preserve">descriptive, multi-line messages explaining what changed and why.</w:t>
       </w:r>
     </w:p>
     <w:p>
@@ -9690,10 +8312,7 @@
         <w:t xml:space="preserve">Merge rules: </w:t>
       </w:r>
       <w:r>
-        <w:t>pull-request review will be adopted once development moves beyond the current single-contributor prototyp</w:t>
-      </w:r>
-      <w:r>
-        <w:t>e phase.</w:t>
+        <w:t>pull-request review will be adopted once development moves beyond the current single-contributor prototype phase.</w:t>
       </w:r>
     </w:p>
     <w:p>
@@ -10256,10 +8875,7 @@
       </w:pPr>
       <w:bookmarkStart w:id="39" w:name="_Toc241159319"/>
       <w:r>
-        <w:t>Historical Aggreg</w:t>
-      </w:r>
-      <w:r>
-        <w:t>ation</w:t>
+        <w:t>Historical Aggregation</w:t>
       </w:r>
       <w:bookmarkEnd w:id="39"/>
     </w:p>
@@ -10318,10 +8934,7 @@
         <w:spacing w:after="160"/>
       </w:pPr>
       <w:r>
-        <w:t>A Requirements Specification, Feasib</w:t>
-      </w:r>
-      <w:r>
-        <w:t>ility Study, Wireframes/UI-UX Prototypes, and Ethical Clearance are being compiled as standalone documents for Folder 2.</w:t>
+        <w:t>A Requirements Specification, Feasibility Study, Wireframes/UI-UX Prototypes, and Ethical Clearance are being compiled as standalone documents for Folder 2.</w:t>
       </w:r>
     </w:p>
     <w:p>
@@ -10340,10 +8953,7 @@
         <w:spacing w:after="160"/>
       </w:pPr>
       <w:r>
-        <w:t>This document uses one consistent font (Times New Roman body text, Consolas for code and diagram-source blocks),</w:t>
-      </w:r>
-      <w:r>
-        <w:t xml:space="preserve"> one heading hierarchy feeding the automated Table of Contents, and one table style throughout. The same formatting standard is applied to the historical milestone documents when they are compiled into the final submission package.</w:t>
+        <w:t xml:space="preserve">This document uses one consistent font (Times New Roman body text, Consolas for code and diagram-source blocks), one heading hierarchy feeding the automated Table of Contents, and one table style throughout. The same formatting standard is applied to the historical milestone documents when they are compiled into the final submission package.</w:t>
       </w:r>
     </w:p>
     <w:p>
@@ -10353,10 +8963,7 @@
       </w:pPr>
       <w:bookmarkStart w:id="41" w:name="_Toc241159321"/>
       <w:r>
-        <w:t>Outstanding Items Before</w:t>
-      </w:r>
-      <w:r>
-        <w:t xml:space="preserve"> Final Submission</w:t>
+        <w:t xml:space="preserve">Outstanding Items Before Final Submission</w:t>
       </w:r>
       <w:bookmarkEnd w:id="41"/>
     </w:p>
@@ -10449,10 +9056,7 @@
         <w:spacing w:after="80"/>
       </w:pPr>
       <w:r>
-        <w:t xml:space="preserve">Assemble Folders 2–4 of the final submission (milestone files; repository access confirmation, README, and source backup; demo video and presentation </w:t>
-      </w:r>
-      <w:r>
-        <w:t>deck).</w:t>
+        <w:t xml:space="preserve">Assemble Folders 2–4 of the final submission (milestone files; repository access confirmation, README, and source backup; demo video and presentation deck).</w:t>
       </w:r>
     </w:p>
     <w:sectPr>
